--- a/Chuyên đề kiểm kê KNKQG 2023/Đảm bảo chất lượng 2022/BC19_3.1.1. Đảm bảo chất lượng số liệu hoạt động trong lĩnh vực năng lượng.docx
+++ b/Chuyên đề kiểm kê KNKQG 2023/Đảm bảo chất lượng 2022/BC19_3.1.1. Đảm bảo chất lượng số liệu hoạt động trong lĩnh vực năng lượng.docx
@@ -361,7 +361,7 @@
           <w:b/>
           <w:color w:val="000000"/>
         </w:rPr>
-        <w:t xml:space="preserve">Hà Nội, 2023</w:t>
+        <w:t>Hà Nội, 2026</w:t>
       </w:r>
       <w:r>
         <w:rPr>
@@ -719,7 +719,7 @@
           <w:sz-cs w:val="28"/>
           <w:b/>
         </w:rPr>
-        <w:t xml:space="preserve">Hà Nội, 2023</w:t>
+        <w:t>Hà Nội, 2026</w:t>
       </w:r>
       <w:r>
         <w:rPr>
